--- a/03_Outputs/final scripts/ar/Module 7/7.2.0-ar.docx
+++ b/03_Outputs/final scripts/ar/Module 7/7.2.0-ar.docx
@@ -14,12 +14,12 @@
     </w:p>
     <w:p>
       <w:r>
-        <w:t>على مستوى السياسات، يتطلب التخطيط الفعال أكثر من تحديد أهداف عامة. يعتمد على تقييمات مفصلة للموارد، والمشاركة مع أصحاب المصلحة، ودمج التقنيات المناسبة في أطر منظمة. المغرب يقدم مثالًا واضحًا: حيث تطبق البلاد منصات نمذجة مثل OSeMOSYS لتصميم مسار نحو مزيج طاقة متجددة بنسبة تسعين واثنين بالمائة بحلول عام 2050. هذا يوضح كيف يمكن للنهج المعتمد على البيانات أن يوجه الحكومات في إعداد استراتيجيات انتقال واقعية.</w:t>
+        <w:t>على مستوى السياسات، يتطلب التخطيط الفعال أكثر من تحديد أهداف عامة. يعتمد على تقييمات مفصلة للموارد، والمشاركة مع أصحاب المصلحة، ودمج التقنيات المناسبة في أطر منظمة. المغرب يقدم مثالًا واضحًا: حيث تطبق البلاد منصات نمذجة مثل OSeMOSYS لتصميم مسار نحو مزيج طاقة متجددة بنسبة تسعين واثنين بالمائة بحلول عام 2050. هذا يوضح كيف يمكن للنهج المعتمد على البيانات الصارمة أن يوجه الحكومات في إعداد استراتيجيات انتقال واقعية.</w:t>
       </w:r>
     </w:p>
     <w:p>
       <w:r>
-        <w:t>تخطيط المشاريع، والمراقبة، والتقييم هي أيضًا ذات أهمية مركزية. العمليات الشفافة والمشاركة تعزز المساءلة وتسمح بالتعديلات في الوقت المناسب. في المحيط الهادئ، اعتمدت جزر سليمان تدابير قائمة على الأدلة قللت من الفوارق بين الجنسين مع توسيع الوصول إلى المال عبر الهاتف المحمول لأكثر من ثلاثمائة ألف شخص. يوضح هذا الحالة كيف يمكن تطبيق البيانات المحلية لخلق حلول تلبي احتياجات المجتمعات المحددة.</w:t>
+        <w:t>تخطيط المشاريع، والمراقبة، والتقييم هي أيضًا ذات أهمية مركزية. العمليات الشفافة والمشاركة تعزز المساءلة وتسمح بالتعديلات في الوقت المناسب. في المحيط الهادئ، تبنت جزر سليمان تدابير قائمة على الأدلة قللت من الفوارق بين الجنسين مع توسيع الوصول إلى المال عبر الهاتف المحمول لأكثر من ثلاثمائة ألف شخص. يوضح هذا الحالة كيف يمكن تطبيق البيانات المحلية لخلق حلول تلبي احتياجات المجتمعات المحددة.</w:t>
       </w:r>
     </w:p>
     <w:p>
